--- a/Testing Artifact/Exploratory Testing Document Uchenna- Chronicles of Change.docx
+++ b/Testing Artifact/Exploratory Testing Document Uchenna- Chronicles of Change.docx
@@ -227,9 +227,8 @@
               <w:spacing w:after="0" w:line="259" w:lineRule="auto"/>
               <w:ind w:left="5" w:firstLine="0"/>
             </w:pPr>
-            <w:r>
-              <w:t>https://testrunfor401.itch.io/chronicles-of-change</w:t>
-            </w:r>
+            <w:bookmarkStart w:id="0" w:name="_GoBack"/>
+            <w:bookmarkEnd w:id="0"/>
           </w:p>
         </w:tc>
       </w:tr>
@@ -312,8 +311,6 @@
         </w:rPr>
         <w:t xml:space="preserve"> -Uchenna</w:t>
       </w:r>
-      <w:bookmarkStart w:id="0" w:name="_GoBack"/>
-      <w:bookmarkEnd w:id="0"/>
     </w:p>
     <w:p>
       <w:pPr>
@@ -3628,10 +3625,7 @@
               <w:t>EXPLORE</w:t>
             </w:r>
             <w:r>
-              <w:t xml:space="preserve">  the </w:t>
-            </w:r>
-            <w:r>
-              <w:t xml:space="preserve">preference sub menu </w:t>
+              <w:t xml:space="preserve">  the preference sub menu </w:t>
             </w:r>
             <w:r>
               <w:rPr>
@@ -3702,10 +3696,7 @@
               <w:ind w:left="5" w:right="5118" w:firstLine="0"/>
             </w:pPr>
             <w:r>
-              <w:t>Min. 5</w:t>
-            </w:r>
-            <w:r>
-              <w:t xml:space="preserve"> min </w:t>
+              <w:t xml:space="preserve">Min. 5 min </w:t>
             </w:r>
           </w:p>
           <w:p>
@@ -3714,10 +3705,7 @@
               <w:ind w:left="5" w:right="5118" w:firstLine="0"/>
             </w:pPr>
             <w:r>
-              <w:t>Max.3</w:t>
-            </w:r>
-            <w:r>
-              <w:t xml:space="preserve">0 min. </w:t>
+              <w:t xml:space="preserve">Max.30 min. </w:t>
             </w:r>
           </w:p>
         </w:tc>
@@ -4288,10 +4276,7 @@
               <w:ind w:left="5" w:firstLine="0"/>
             </w:pPr>
             <w:r>
-              <w:t>#3</w:t>
-            </w:r>
-            <w:r>
-              <w:t xml:space="preserve"> </w:t>
+              <w:t xml:space="preserve">#3 </w:t>
             </w:r>
           </w:p>
         </w:tc>
@@ -4970,10 +4955,7 @@
               <w:ind w:left="5" w:firstLine="0"/>
             </w:pPr>
             <w:r>
-              <w:t xml:space="preserve">User is not </w:t>
-            </w:r>
-            <w:r>
-              <w:t>given an option to return preferences to default</w:t>
+              <w:t>User is not given an option to return preferences to default</w:t>
             </w:r>
           </w:p>
         </w:tc>
@@ -5337,10 +5319,7 @@
               <w:t>EXPLORE</w:t>
             </w:r>
             <w:r>
-              <w:t xml:space="preserve">  the </w:t>
-            </w:r>
-            <w:r>
-              <w:t xml:space="preserve">ability to import saves </w:t>
+              <w:t xml:space="preserve">  the ability to import saves </w:t>
             </w:r>
             <w:r>
               <w:rPr>
@@ -5420,13 +5399,7 @@
               <w:ind w:left="5" w:right="5118" w:firstLine="0"/>
             </w:pPr>
             <w:r>
-              <w:t>Max.</w:t>
-            </w:r>
-            <w:r>
-              <w:t>10</w:t>
-            </w:r>
-            <w:r>
-              <w:t xml:space="preserve"> min. </w:t>
+              <w:t xml:space="preserve">Max.10 min. </w:t>
             </w:r>
           </w:p>
         </w:tc>
@@ -5534,10 +5507,7 @@
               <w:ind w:hanging="360"/>
             </w:pPr>
             <w:r>
-              <w:t xml:space="preserve">See if </w:t>
-            </w:r>
-            <w:r>
-              <w:t>needs reworking</w:t>
+              <w:t>See if needs reworking</w:t>
             </w:r>
           </w:p>
         </w:tc>
@@ -5633,15 +5603,7 @@
           <w:sz w:val="28"/>
           <w:u w:val="single"/>
         </w:rPr>
-        <w:t xml:space="preserve"> Export</w:t>
-      </w:r>
-      <w:r>
-        <w:rPr>
-          <w:b/>
-          <w:sz w:val="28"/>
-          <w:u w:val="single"/>
-        </w:rPr>
-        <w:t xml:space="preserve"> Saves</w:t>
+        <w:t xml:space="preserve"> Export Saves</w:t>
       </w:r>
     </w:p>
     <w:p>
@@ -5737,13 +5699,7 @@
               <w:t>EXPLORE</w:t>
             </w:r>
             <w:r>
-              <w:t xml:space="preserve">  the ability to </w:t>
-            </w:r>
-            <w:r>
-              <w:t xml:space="preserve">export </w:t>
-            </w:r>
-            <w:r>
-              <w:t xml:space="preserve">saves </w:t>
+              <w:t xml:space="preserve">  the ability to export saves </w:t>
             </w:r>
             <w:r>
               <w:rPr>
@@ -5983,13 +5939,7 @@
         </w:numPr>
       </w:pPr>
       <w:r>
-        <w:t xml:space="preserve">Export </w:t>
-      </w:r>
-      <w:r>
-        <w:t>saves works as expected, we should probably add instructions for those that might have trouble</w:t>
-      </w:r>
-      <w:r>
-        <w:t xml:space="preserve"> same as imports</w:t>
+        <w:t>Export saves works as expected, we should probably add instructions for those that might have trouble same as imports</w:t>
       </w:r>
     </w:p>
     <w:p/>
